--- a/Unit 7 - User Interface/6-Make a worldspace UI.docx
+++ b/Unit 7 - User Interface/6-Make a worldspace UI.docx
@@ -1,6 +1,6 @@
 
 <file path=word/document.xml><?xml version="1.0" encoding="utf-8"?>
-<w:document xmlns:wpc="http://schemas.microsoft.com/office/word/2010/wordprocessingCanvas" xmlns:cx="http://schemas.microsoft.com/office/drawing/2014/chartex" xmlns:cx1="http://schemas.microsoft.com/office/drawing/2015/9/8/chartex" xmlns:cx2="http://schemas.microsoft.com/office/drawing/2015/10/21/chartex" xmlns:cx3="http://schemas.microsoft.com/office/drawing/2016/5/9/chartex" xmlns:cx4="http://schemas.microsoft.com/office/drawing/2016/5/10/chartex" xmlns:cx5="http://schemas.microsoft.com/office/drawing/2016/5/11/chartex" xmlns:cx6="http://schemas.microsoft.com/office/drawing/2016/5/12/chartex" xmlns:cx7="http://schemas.microsoft.com/office/drawing/2016/5/13/chartex" xmlns:cx8="http://schemas.microsoft.com/office/drawing/2016/5/14/chartex" xmlns:mc="http://schemas.openxmlformats.org/markup-compatibility/2006" xmlns:aink="http://schemas.microsoft.com/office/drawing/2016/ink" xmlns:am3d="http://schemas.microsoft.com/office/drawing/2017/model3d" xmlns:o="urn:schemas-microsoft-com:office:office" xmlns:oel="http://schemas.microsoft.com/office/2019/extlst" xmlns:r="http://schemas.openxmlformats.org/officeDocument/2006/relationships" xmlns:m="http://schemas.openxmlformats.org/officeDocument/2006/math" xmlns:v="urn:schemas-microsoft-com:vml" xmlns:wp14="http://schemas.microsoft.com/office/word/2010/wordprocessingDrawing" xmlns:wp="http://schemas.openxmlformats.org/drawingml/2006/wordprocessingDrawing" xmlns:w10="urn:schemas-microsoft-com:office:word" xmlns:w="http://schemas.openxmlformats.org/wordprocessingml/2006/main" xmlns:w14="http://schemas.microsoft.com/office/word/2010/wordml" xmlns:w15="http://schemas.microsoft.com/office/word/2012/wordml" xmlns:w16cex="http://schemas.microsoft.com/office/word/2018/wordml/cex" xmlns:w16cid="http://schemas.microsoft.com/office/word/2016/wordml/cid" xmlns:w16="http://schemas.microsoft.com/office/word/2018/wordml" xmlns:w16du="http://schemas.microsoft.com/office/word/2023/wordml/word16du" xmlns:w16sdtdh="http://schemas.microsoft.com/office/word/2020/wordml/sdtdatahash" xmlns:w16sdtfl="http://schemas.microsoft.com/office/word/2024/wordml/sdtformatlock" xmlns:w16se="http://schemas.microsoft.com/office/word/2015/wordml/symex" xmlns:wpg="http://schemas.microsoft.com/office/word/2010/wordprocessingGroup" xmlns:wpi="http://schemas.microsoft.com/office/word/2010/wordprocessingInk" xmlns:wne="http://schemas.microsoft.com/office/word/2006/wordml" xmlns:wps="http://schemas.microsoft.com/office/word/2010/wordprocessingShape" mc:Ignorable="w14 w15 w16se w16cid w16 w16cex w16sdtdh w16sdtfl w16du wp14">
+<w:document xmlns:wpc="http://schemas.microsoft.com/office/word/2010/wordprocessingCanvas" xmlns:cx="http://schemas.microsoft.com/office/drawing/2014/chartex" xmlns:cx1="http://schemas.microsoft.com/office/drawing/2015/9/8/chartex" xmlns:cx2="http://schemas.microsoft.com/office/drawing/2015/10/21/chartex" xmlns:cx3="http://schemas.microsoft.com/office/drawing/2016/5/9/chartex" xmlns:cx4="http://schemas.microsoft.com/office/drawing/2016/5/10/chartex" xmlns:cx5="http://schemas.microsoft.com/office/drawing/2016/5/11/chartex" xmlns:cx6="http://schemas.microsoft.com/office/drawing/2016/5/12/chartex" xmlns:cx7="http://schemas.microsoft.com/office/drawing/2016/5/13/chartex" xmlns:cx8="http://schemas.microsoft.com/office/drawing/2016/5/14/chartex" xmlns:mc="http://schemas.openxmlformats.org/markup-compatibility/2006" xmlns:m="http://schemas.openxmlformats.org/officeDocument/2006/math" xmlns:aink="http://schemas.microsoft.com/office/drawing/2016/ink" xmlns:am3d="http://schemas.microsoft.com/office/drawing/2017/model3d" xmlns:oel="http://schemas.microsoft.com/office/2019/extlst" xmlns:r="http://schemas.openxmlformats.org/officeDocument/2006/relationships" xmlns:wp14="http://schemas.microsoft.com/office/word/2010/wordprocessingDrawing" xmlns:wp="http://schemas.openxmlformats.org/drawingml/2006/wordprocessingDrawing" xmlns:wpg="http://schemas.microsoft.com/office/word/2010/wordprocessingGroup" xmlns:wpi="http://schemas.microsoft.com/office/word/2010/wordprocessingInk" xmlns:wps="http://schemas.microsoft.com/office/word/2010/wordprocessingShape" xmlns:o="urn:schemas-microsoft-com:office:office" xmlns:v="urn:schemas-microsoft-com:vml" xmlns:w10="urn:schemas-microsoft-com:office:word" xmlns:w="http://schemas.openxmlformats.org/wordprocessingml/2006/main" xmlns:w14="http://schemas.microsoft.com/office/word/2010/wordml" xmlns:w15="http://schemas.microsoft.com/office/word/2012/wordml" xmlns:w16cex="http://schemas.microsoft.com/office/word/2018/wordml/cex" xmlns:w16cid="http://schemas.microsoft.com/office/word/2016/wordml/cid" xmlns:w16="http://schemas.microsoft.com/office/word/2018/wordml" xmlns:w16sdtdh="http://schemas.microsoft.com/office/word/2020/wordml/sdtdatahash" xmlns:w16sdtfl="http://schemas.microsoft.com/office/word/2024/wordml/sdtformatlock" xmlns:w16se="http://schemas.microsoft.com/office/word/2015/wordml/symex" xmlns:w16du="http://schemas.microsoft.com/office/word/2023/wordml/word16du" xmlns:wne="http://schemas.microsoft.com/office/word/2006/wordml" mc:Ignorable="w14 w15 w16se w16cid w16 w16cex w16sdtdh w16sdtfl w16du wp14">
   <w:body>
     <w:p>
       <w:pPr>
@@ -19,15 +19,6 @@
     </w:p>
     <w:p>
       <w:r>
-        <w:rPr>
-          <w:b/>
-          <w:bCs/>
-        </w:rPr>
-        <w:t>Q&amp;A (0)</w:t>
-      </w:r>
-    </w:p>
-    <w:p>
-      <w:r>
         <w:t>Up to this point, you have designed a </w:t>
       </w:r>
       <w:r>
@@ -43,6 +34,9 @@
     </w:p>
     <w:p>
       <w:r>
+        <w:rPr>
+          <w:noProof/>
+        </w:rPr>
         <w:drawing>
           <wp:inline distT="0" distB="0" distL="0" distR="0" wp14:anchorId="74E18E74" wp14:editId="3A9BB139">
             <wp:extent cx="5943600" cy="3341370"/>
@@ -95,6 +89,9 @@
     </w:p>
     <w:p>
       <w:r>
+        <w:rPr>
+          <w:noProof/>
+        </w:rPr>
         <w:drawing>
           <wp:inline distT="0" distB="0" distL="0" distR="0" wp14:anchorId="0C22FAF8" wp14:editId="6E21F59E">
             <wp:extent cx="5943600" cy="3341370"/>
@@ -147,22 +144,25 @@
     </w:p>
     <w:p>
       <w:r>
+        <w:t>A </w:t>
+      </w:r>
+      <w:r>
+        <w:rPr>
+          <w:b/>
+          <w:bCs/>
+        </w:rPr>
+        <w:t>World Space</w:t>
+      </w:r>
+      <w:r>
+        <w:t> UI, on the other hand, can be moved around and rotated within the 3D environment, just like any other object in the scene.</w:t>
+      </w:r>
+    </w:p>
+    <w:p>
+      <w:r>
+        <w:rPr>
+          <w:noProof/>
+        </w:rPr>
         <w:lastRenderedPageBreak/>
-        <w:t>A </w:t>
-      </w:r>
-      <w:r>
-        <w:rPr>
-          <w:b/>
-          <w:bCs/>
-        </w:rPr>
-        <w:t>World Space</w:t>
-      </w:r>
-      <w:r>
-        <w:t> UI, on the other hand, can be moved around and rotated within the 3D environment, just like any other object in the scene.</w:t>
-      </w:r>
-    </w:p>
-    <w:p>
-      <w:r>
         <w:drawing>
           <wp:inline distT="0" distB="0" distL="0" distR="0" wp14:anchorId="3502B544" wp14:editId="7E87487B">
             <wp:extent cx="5943600" cy="3341370"/>
@@ -229,11 +229,6 @@
       </w:r>
     </w:p>
     <w:p>
-      <w:r>
-        <w:t>Mark step complete</w:t>
-      </w:r>
-    </w:p>
-    <w:p>
       <w:pPr>
         <w:rPr>
           <w:b/>
@@ -250,21 +245,14 @@
     </w:p>
     <w:p>
       <w:r>
-        <w:rPr>
-          <w:b/>
-          <w:bCs/>
-        </w:rPr>
-        <w:t>Q&amp;A (0)</w:t>
-      </w:r>
-    </w:p>
-    <w:p>
-      <w:r>
         <w:t>A world space UI can be very effective if you’re trying to integrate the UI into the physical 3D world, like with an in-game control panel.</w:t>
       </w:r>
     </w:p>
     <w:p>
       <w:r>
-        <w:lastRenderedPageBreak/>
+        <w:rPr>
+          <w:noProof/>
+        </w:rPr>
         <w:drawing>
           <wp:inline distT="0" distB="0" distL="0" distR="0" wp14:anchorId="43F0BBE2" wp14:editId="5C3DECF0">
             <wp:extent cx="5943600" cy="3343275"/>
@@ -333,11 +321,15 @@
     </w:p>
     <w:p>
       <w:r>
+        <w:lastRenderedPageBreak/>
         <w:t>In VR experiences, screen space UIs are almost never used, since this would make it feel like the UI elements were stuck to your face. Instead, UIs in VR are set in world space and the user usually uses a ray to select their options.</w:t>
       </w:r>
     </w:p>
     <w:p>
       <w:r>
+        <w:rPr>
+          <w:noProof/>
+        </w:rPr>
         <w:drawing>
           <wp:inline distT="0" distB="0" distL="0" distR="0" wp14:anchorId="0564A033" wp14:editId="57C5D9B6">
             <wp:extent cx="5943600" cy="3315970"/>
@@ -408,172 +400,158 @@
       </w:r>
       <w:proofErr w:type="spellEnd"/>
       <w:r>
-        <w:t xml:space="preserve"> and visible by the characters. Screen space UIs, on the other hand, are usually what’s </w:t>
-      </w:r>
-      <w:r>
+        <w:t xml:space="preserve"> and visible by the characters. Screen space UIs, on the other hand, are usually what’s known as </w:t>
+      </w:r>
+      <w:r>
+        <w:rPr>
+          <w:b/>
+          <w:bCs/>
+        </w:rPr>
+        <w:t>non-diegetic</w:t>
+      </w:r>
+      <w:r>
+        <w:t>, since they are not part of the game world and cannot be seen by the in-game characters.</w:t>
+      </w:r>
+    </w:p>
+    <w:p>
+      <w:pPr>
+        <w:rPr>
+          <w:b/>
+          <w:bCs/>
+        </w:rPr>
+      </w:pPr>
+      <w:r>
+        <w:rPr>
+          <w:b/>
+          <w:bCs/>
+        </w:rPr>
+        <w:t>3. Get set up with a World Space Canvas</w:t>
+      </w:r>
+    </w:p>
+    <w:p>
+      <w:r>
+        <w:t>Before you make any major changes to your UI, make a duplicate of your scene that you can freely experiment in.</w:t>
+      </w:r>
+    </w:p>
+    <w:p>
+      <w:r>
+        <w:rPr>
+          <w:b/>
+          <w:bCs/>
+        </w:rPr>
+        <w:t>1</w:t>
+      </w:r>
+      <w:r>
+        <w:t>. In the Project window, select your current scene and press</w:t>
+      </w:r>
+      <w:r>
+        <w:rPr>
+          <w:b/>
+          <w:bCs/>
+        </w:rPr>
+        <w:t> </w:t>
+      </w:r>
+      <w:proofErr w:type="spellStart"/>
+      <w:r>
+        <w:rPr>
+          <w:b/>
+          <w:bCs/>
+        </w:rPr>
+        <w:t>Ctrl</w:t>
+      </w:r>
+      <w:r>
+        <w:t>+</w:t>
+      </w:r>
+      <w:r>
+        <w:rPr>
+          <w:b/>
+          <w:bCs/>
+        </w:rPr>
+        <w:t>D</w:t>
+      </w:r>
+      <w:proofErr w:type="spellEnd"/>
+      <w:r>
+        <w:t> (Windows) or </w:t>
+      </w:r>
+      <w:proofErr w:type="spellStart"/>
+      <w:r>
+        <w:rPr>
+          <w:b/>
+          <w:bCs/>
+        </w:rPr>
+        <w:t>Cmd</w:t>
+      </w:r>
+      <w:r>
+        <w:t>+</w:t>
+      </w:r>
+      <w:r>
+        <w:rPr>
+          <w:b/>
+          <w:bCs/>
+        </w:rPr>
+        <w:t>D</w:t>
+      </w:r>
+      <w:proofErr w:type="spellEnd"/>
+      <w:r>
+        <w:t> (macOS) to duplicate it, then rename it something like “</w:t>
+      </w:r>
+      <w:proofErr w:type="spellStart"/>
+      <w:r>
+        <w:t>UI_Worldspace</w:t>
+      </w:r>
+      <w:proofErr w:type="spellEnd"/>
+      <w:r>
+        <w:t>” and open it. This will keep your original Screen Space UI saved safely in a different scene.</w:t>
+      </w:r>
+    </w:p>
+    <w:p>
+      <w:r>
+        <w:rPr>
+          <w:b/>
+          <w:bCs/>
+        </w:rPr>
+        <w:t>2. </w:t>
+      </w:r>
+      <w:r>
+        <w:t>Select the Canvas object. In the Canvas component, change the </w:t>
+      </w:r>
+      <w:r>
+        <w:rPr>
+          <w:b/>
+          <w:bCs/>
+        </w:rPr>
+        <w:t>Canvas Render Mode</w:t>
+      </w:r>
+      <w:r>
+        <w:t> to </w:t>
+      </w:r>
+      <w:r>
+        <w:rPr>
+          <w:b/>
+          <w:bCs/>
+        </w:rPr>
+        <w:t>World Space </w:t>
+      </w:r>
+      <w:r>
+        <w:t>and assign your Main Camera to the </w:t>
+      </w:r>
+      <w:r>
+        <w:rPr>
+          <w:b/>
+          <w:bCs/>
+        </w:rPr>
+        <w:t>Event Camera</w:t>
+      </w:r>
+      <w:r>
+        <w:t> property.</w:t>
+      </w:r>
+    </w:p>
+    <w:p>
+      <w:r>
+        <w:rPr>
+          <w:noProof/>
+        </w:rPr>
         <w:lastRenderedPageBreak/>
-        <w:t>known as </w:t>
-      </w:r>
-      <w:r>
-        <w:rPr>
-          <w:b/>
-          <w:bCs/>
-        </w:rPr>
-        <w:t>non-diegetic</w:t>
-      </w:r>
-      <w:r>
-        <w:t>, since they are not part of the game world and cannot be seen by the in-game characters.</w:t>
-      </w:r>
-    </w:p>
-    <w:p>
-      <w:r>
-        <w:t>Mark step complete</w:t>
-      </w:r>
-    </w:p>
-    <w:p>
-      <w:pPr>
-        <w:rPr>
-          <w:b/>
-          <w:bCs/>
-        </w:rPr>
-      </w:pPr>
-      <w:r>
-        <w:rPr>
-          <w:b/>
-          <w:bCs/>
-        </w:rPr>
-        <w:t>3. Get set up with a World Space Canvas</w:t>
-      </w:r>
-    </w:p>
-    <w:p>
-      <w:r>
-        <w:rPr>
-          <w:b/>
-          <w:bCs/>
-        </w:rPr>
-        <w:t>Q&amp;A (0)</w:t>
-      </w:r>
-    </w:p>
-    <w:p>
-      <w:r>
-        <w:t>Before you make any major changes to your UI, make a duplicate of your scene that you can freely experiment in.</w:t>
-      </w:r>
-    </w:p>
-    <w:p>
-      <w:r>
-        <w:rPr>
-          <w:b/>
-          <w:bCs/>
-        </w:rPr>
-        <w:t>1</w:t>
-      </w:r>
-      <w:r>
-        <w:t>. In the Project window, select your current scene and press</w:t>
-      </w:r>
-      <w:r>
-        <w:rPr>
-          <w:b/>
-          <w:bCs/>
-        </w:rPr>
-        <w:t> </w:t>
-      </w:r>
-      <w:proofErr w:type="spellStart"/>
-      <w:r>
-        <w:rPr>
-          <w:b/>
-          <w:bCs/>
-        </w:rPr>
-        <w:t>Ctrl</w:t>
-      </w:r>
-      <w:r>
-        <w:t>+</w:t>
-      </w:r>
-      <w:r>
-        <w:rPr>
-          <w:b/>
-          <w:bCs/>
-        </w:rPr>
-        <w:t>D</w:t>
-      </w:r>
-      <w:proofErr w:type="spellEnd"/>
-      <w:r>
-        <w:t> (Windows) or </w:t>
-      </w:r>
-      <w:proofErr w:type="spellStart"/>
-      <w:r>
-        <w:rPr>
-          <w:b/>
-          <w:bCs/>
-        </w:rPr>
-        <w:t>Cmd</w:t>
-      </w:r>
-      <w:r>
-        <w:t>+</w:t>
-      </w:r>
-      <w:r>
-        <w:rPr>
-          <w:b/>
-          <w:bCs/>
-        </w:rPr>
-        <w:t>D</w:t>
-      </w:r>
-      <w:proofErr w:type="spellEnd"/>
-      <w:r>
-        <w:t> (macOS) to duplicate it, then rename it something like “</w:t>
-      </w:r>
-      <w:proofErr w:type="spellStart"/>
-      <w:r>
-        <w:t>UI_Worldspace</w:t>
-      </w:r>
-      <w:proofErr w:type="spellEnd"/>
-      <w:r>
-        <w:t>” and open it. This will keep your original Screen Space UI saved safely in a different scene.</w:t>
-      </w:r>
-    </w:p>
-    <w:p>
-      <w:r>
-        <w:rPr>
-          <w:b/>
-          <w:bCs/>
-        </w:rPr>
-        <w:t>2. </w:t>
-      </w:r>
-      <w:r>
-        <w:t>Select the Canvas object. In the Canvas component, change the </w:t>
-      </w:r>
-      <w:r>
-        <w:rPr>
-          <w:b/>
-          <w:bCs/>
-        </w:rPr>
-        <w:t>Canvas Render Mode</w:t>
-      </w:r>
-      <w:r>
-        <w:t> to </w:t>
-      </w:r>
-      <w:r>
-        <w:rPr>
-          <w:b/>
-          <w:bCs/>
-        </w:rPr>
-        <w:t>World Space </w:t>
-      </w:r>
-      <w:r>
-        <w:t>and assign your Main Camera to the </w:t>
-      </w:r>
-      <w:r>
-        <w:rPr>
-          <w:b/>
-          <w:bCs/>
-        </w:rPr>
-        <w:t>Event Camera</w:t>
-      </w:r>
-      <w:r>
-        <w:t> property.</w:t>
-      </w:r>
-    </w:p>
-    <w:p>
-      <w:r>
         <w:drawing>
           <wp:inline distT="0" distB="0" distL="0" distR="0" wp14:anchorId="006288DE" wp14:editId="1DA8CB2C">
             <wp:extent cx="5943600" cy="3351530"/>
@@ -631,7 +609,9 @@
     </w:p>
     <w:p>
       <w:r>
-        <w:lastRenderedPageBreak/>
+        <w:rPr>
+          <w:noProof/>
+        </w:rPr>
         <w:drawing>
           <wp:inline distT="0" distB="0" distL="0" distR="0" wp14:anchorId="5F2952EF" wp14:editId="19C1E893">
             <wp:extent cx="5943600" cy="2878455"/>
@@ -704,6 +684,10 @@
     </w:p>
     <w:p>
       <w:r>
+        <w:rPr>
+          <w:noProof/>
+        </w:rPr>
+        <w:lastRenderedPageBreak/>
         <w:drawing>
           <wp:inline distT="0" distB="0" distL="0" distR="0" wp14:anchorId="4F5F940F" wp14:editId="2BF836A7">
             <wp:extent cx="3333750" cy="1447800"/>
@@ -761,6 +745,9 @@
     </w:p>
     <w:p>
       <w:r>
+        <w:rPr>
+          <w:noProof/>
+        </w:rPr>
         <w:drawing>
           <wp:inline distT="0" distB="0" distL="0" distR="0" wp14:anchorId="20BFE7A1" wp14:editId="1E5D56AF">
             <wp:extent cx="5943600" cy="2862580"/>
@@ -817,7 +804,6 @@
           <w:b/>
           <w:bCs/>
         </w:rPr>
-        <w:lastRenderedPageBreak/>
         <w:t>Note: </w:t>
       </w:r>
       <w:r>
@@ -869,14 +855,10 @@
     </w:p>
     <w:p>
       <w:r>
-        <w:t>Screen space - Overlay is what we have used up to this point, which overlays the UI on top of the screen, regardless of what’s behind it. Notice in the video below how the UI always renders on top of everything else, regardless of whether an object might be in front of it.</w:t>
-      </w:r>
-    </w:p>
-    <w:p>
-      <w:r>
-        <w:t>Play Video</w:t>
-      </w:r>
-    </w:p>
+        <w:t>Screen space - Overlay is what we have used up to this point, which overlays the UI on top of the screen, regardless of what’s behind it. Notice how the UI always renders on top of everything else, regardless of whether an object might be in front of it.</w:t>
+      </w:r>
+    </w:p>
+    <w:p/>
     <w:p>
       <w:pPr>
         <w:rPr>
@@ -894,12 +876,7 @@
     </w:p>
     <w:p>
       <w:r>
-        <w:t>Screen space - Camera places the UI a set distance from the camera and moves when the camera moves. In this mode, the UI can be obstructed by 3D objects if they are positioned between the camera and the UI elements. In this way, this mode is in between Screen space - Overlay and world space in terms of interaction with the physical world. Notice this obstruction by 3D objects in the video below.</w:t>
-      </w:r>
-    </w:p>
-    <w:p>
-      <w:r>
-        <w:t>Play Video</w:t>
+        <w:t xml:space="preserve">Screen space - Camera places the UI a set distance from the camera and moves when the camera moves. In this mode, the UI can be obstructed by 3D objects if they are positioned between the camera and the UI elements. In this way, this mode is in between Screen space - Overlay and world space in terms of interaction with the physical world. </w:t>
       </w:r>
     </w:p>
     <w:p>
@@ -921,11 +898,6 @@
       </w:r>
     </w:p>
     <w:p>
-      <w:r>
-        <w:t>Mark step complete</w:t>
-      </w:r>
-    </w:p>
-    <w:p>
       <w:pPr>
         <w:rPr>
           <w:b/>
@@ -940,15 +912,7 @@
         <w:t>4. Design your World Space UI</w:t>
       </w:r>
     </w:p>
-    <w:p>
-      <w:r>
-        <w:rPr>
-          <w:b/>
-          <w:bCs/>
-        </w:rPr>
-        <w:t>Q&amp;A (0)</w:t>
-      </w:r>
-    </w:p>
+    <w:p/>
     <w:p>
       <w:r>
         <w:t>Redesign your UI in world space. You should now be able to move, rotate, and scale the entire Canvas, or individual UI elements, just like you would any other 3D object.</w:t>
@@ -956,7 +920,9 @@
     </w:p>
     <w:p>
       <w:r>
-        <w:lastRenderedPageBreak/>
+        <w:rPr>
+          <w:noProof/>
+        </w:rPr>
         <w:drawing>
           <wp:inline distT="0" distB="0" distL="0" distR="0" wp14:anchorId="7D25DFB4" wp14:editId="13A46F43">
             <wp:extent cx="5943600" cy="4482465"/>
@@ -1024,6 +990,9 @@
     </w:p>
     <w:p>
       <w:r>
+        <w:rPr>
+          <w:noProof/>
+        </w:rPr>
         <w:lastRenderedPageBreak/>
         <w:drawing>
           <wp:inline distT="0" distB="0" distL="0" distR="0" wp14:anchorId="310402E3" wp14:editId="686D6F9B">
@@ -1077,6 +1046,9 @@
     </w:p>
     <w:p>
       <w:r>
+        <w:rPr>
+          <w:noProof/>
+        </w:rPr>
         <w:drawing>
           <wp:inline distT="0" distB="0" distL="0" distR="0" wp14:anchorId="01EF9A1B" wp14:editId="591C7458">
             <wp:extent cx="5943600" cy="3341370"/>
@@ -1129,6 +1101,9 @@
     </w:p>
     <w:p>
       <w:r>
+        <w:rPr>
+          <w:noProof/>
+        </w:rPr>
         <w:lastRenderedPageBreak/>
         <w:drawing>
           <wp:inline distT="0" distB="0" distL="0" distR="0" wp14:anchorId="5FF7B6E7" wp14:editId="1F3D1D39">
@@ -1191,16 +1166,6 @@
       </w:r>
     </w:p>
     <w:p>
-      <w:r>
-        <w:t>Play Video</w:t>
-      </w:r>
-    </w:p>
-    <w:p>
-      <w:r>
-        <w:t>Mark step complete</w:t>
-      </w:r>
-    </w:p>
-    <w:p>
       <w:pPr>
         <w:rPr>
           <w:b/>
@@ -1213,15 +1178,6 @@
           <w:bCs/>
         </w:rPr>
         <w:t>5. Challenge criteria</w:t>
-      </w:r>
-    </w:p>
-    <w:p>
-      <w:r>
-        <w:rPr>
-          <w:b/>
-          <w:bCs/>
-        </w:rPr>
-        <w:t>Q&amp;A (0)</w:t>
       </w:r>
     </w:p>
     <w:p>
@@ -1274,7 +1230,7 @@
 </file>
 
 <file path=word/numbering.xml><?xml version="1.0" encoding="utf-8"?>
-<w:numbering xmlns:wpc="http://schemas.microsoft.com/office/word/2010/wordprocessingCanvas" xmlns:cx="http://schemas.microsoft.com/office/drawing/2014/chartex" xmlns:cx1="http://schemas.microsoft.com/office/drawing/2015/9/8/chartex" xmlns:cx2="http://schemas.microsoft.com/office/drawing/2015/10/21/chartex" xmlns:cx3="http://schemas.microsoft.com/office/drawing/2016/5/9/chartex" xmlns:cx4="http://schemas.microsoft.com/office/drawing/2016/5/10/chartex" xmlns:cx5="http://schemas.microsoft.com/office/drawing/2016/5/11/chartex" xmlns:cx6="http://schemas.microsoft.com/office/drawing/2016/5/12/chartex" xmlns:cx7="http://schemas.microsoft.com/office/drawing/2016/5/13/chartex" xmlns:cx8="http://schemas.microsoft.com/office/drawing/2016/5/14/chartex" xmlns:mc="http://schemas.openxmlformats.org/markup-compatibility/2006" xmlns:aink="http://schemas.microsoft.com/office/drawing/2016/ink" xmlns:am3d="http://schemas.microsoft.com/office/drawing/2017/model3d" xmlns:o="urn:schemas-microsoft-com:office:office" xmlns:oel="http://schemas.microsoft.com/office/2019/extlst" xmlns:r="http://schemas.openxmlformats.org/officeDocument/2006/relationships" xmlns:m="http://schemas.openxmlformats.org/officeDocument/2006/math" xmlns:v="urn:schemas-microsoft-com:vml" xmlns:wp14="http://schemas.microsoft.com/office/word/2010/wordprocessingDrawing" xmlns:wp="http://schemas.openxmlformats.org/drawingml/2006/wordprocessingDrawing" xmlns:w10="urn:schemas-microsoft-com:office:word" xmlns:w="http://schemas.openxmlformats.org/wordprocessingml/2006/main" xmlns:w14="http://schemas.microsoft.com/office/word/2010/wordml" xmlns:w15="http://schemas.microsoft.com/office/word/2012/wordml" xmlns:w16cex="http://schemas.microsoft.com/office/word/2018/wordml/cex" xmlns:w16cid="http://schemas.microsoft.com/office/word/2016/wordml/cid" xmlns:w16="http://schemas.microsoft.com/office/word/2018/wordml" xmlns:w16du="http://schemas.microsoft.com/office/word/2023/wordml/word16du" xmlns:w16sdtdh="http://schemas.microsoft.com/office/word/2020/wordml/sdtdatahash" xmlns:w16sdtfl="http://schemas.microsoft.com/office/word/2024/wordml/sdtformatlock" xmlns:w16se="http://schemas.microsoft.com/office/word/2015/wordml/symex" xmlns:wpg="http://schemas.microsoft.com/office/word/2010/wordprocessingGroup" xmlns:wpi="http://schemas.microsoft.com/office/word/2010/wordprocessingInk" xmlns:wne="http://schemas.microsoft.com/office/word/2006/wordml" xmlns:wps="http://schemas.microsoft.com/office/word/2010/wordprocessingShape" mc:Ignorable="w14 w15 w16se w16cid w16 w16cex w16sdtdh w16sdtfl w16du wp14">
+<w:numbering xmlns:wpc="http://schemas.microsoft.com/office/word/2010/wordprocessingCanvas" xmlns:cx="http://schemas.microsoft.com/office/drawing/2014/chartex" xmlns:cx1="http://schemas.microsoft.com/office/drawing/2015/9/8/chartex" xmlns:cx2="http://schemas.microsoft.com/office/drawing/2015/10/21/chartex" xmlns:cx3="http://schemas.microsoft.com/office/drawing/2016/5/9/chartex" xmlns:cx4="http://schemas.microsoft.com/office/drawing/2016/5/10/chartex" xmlns:cx5="http://schemas.microsoft.com/office/drawing/2016/5/11/chartex" xmlns:cx6="http://schemas.microsoft.com/office/drawing/2016/5/12/chartex" xmlns:cx7="http://schemas.microsoft.com/office/drawing/2016/5/13/chartex" xmlns:cx8="http://schemas.microsoft.com/office/drawing/2016/5/14/chartex" xmlns:mc="http://schemas.openxmlformats.org/markup-compatibility/2006" xmlns:m="http://schemas.openxmlformats.org/officeDocument/2006/math" xmlns:aink="http://schemas.microsoft.com/office/drawing/2016/ink" xmlns:am3d="http://schemas.microsoft.com/office/drawing/2017/model3d" xmlns:oel="http://schemas.microsoft.com/office/2019/extlst" xmlns:r="http://schemas.openxmlformats.org/officeDocument/2006/relationships" xmlns:wp14="http://schemas.microsoft.com/office/word/2010/wordprocessingDrawing" xmlns:wp="http://schemas.openxmlformats.org/drawingml/2006/wordprocessingDrawing" xmlns:wpg="http://schemas.microsoft.com/office/word/2010/wordprocessingGroup" xmlns:wpi="http://schemas.microsoft.com/office/word/2010/wordprocessingInk" xmlns:wps="http://schemas.microsoft.com/office/word/2010/wordprocessingShape" xmlns:o="urn:schemas-microsoft-com:office:office" xmlns:v="urn:schemas-microsoft-com:vml" xmlns:w10="urn:schemas-microsoft-com:office:word" xmlns:w="http://schemas.openxmlformats.org/wordprocessingml/2006/main" xmlns:w14="http://schemas.microsoft.com/office/word/2010/wordml" xmlns:w15="http://schemas.microsoft.com/office/word/2012/wordml" xmlns:w16cex="http://schemas.microsoft.com/office/word/2018/wordml/cex" xmlns:w16cid="http://schemas.microsoft.com/office/word/2016/wordml/cid" xmlns:w16="http://schemas.microsoft.com/office/word/2018/wordml" xmlns:w16sdtdh="http://schemas.microsoft.com/office/word/2020/wordml/sdtdatahash" xmlns:w16sdtfl="http://schemas.microsoft.com/office/word/2024/wordml/sdtformatlock" xmlns:w16se="http://schemas.microsoft.com/office/word/2015/wordml/symex" xmlns:w16du="http://schemas.microsoft.com/office/word/2023/wordml/word16du" xmlns:wne="http://schemas.microsoft.com/office/word/2006/wordml" mc:Ignorable="w14 w15 w16se w16cid w16 w16cex w16sdtdh w16sdtfl w16du wp14">
   <w:abstractNum w:abstractNumId="0" w15:restartNumberingAfterBreak="0">
     <w:nsid w:val="41CC758D"/>
     <w:multiLevelType w:val="multilevel"/>
@@ -1431,7 +1387,7 @@
 </file>
 
 <file path=word/styles.xml><?xml version="1.0" encoding="utf-8"?>
-<w:styles xmlns:mc="http://schemas.openxmlformats.org/markup-compatibility/2006" xmlns:r="http://schemas.openxmlformats.org/officeDocument/2006/relationships" xmlns:w="http://schemas.openxmlformats.org/wordprocessingml/2006/main" xmlns:w14="http://schemas.microsoft.com/office/word/2010/wordml" xmlns:w15="http://schemas.microsoft.com/office/word/2012/wordml" xmlns:w16cex="http://schemas.microsoft.com/office/word/2018/wordml/cex" xmlns:w16cid="http://schemas.microsoft.com/office/word/2016/wordml/cid" xmlns:w16="http://schemas.microsoft.com/office/word/2018/wordml" xmlns:w16du="http://schemas.microsoft.com/office/word/2023/wordml/word16du" xmlns:w16sdtdh="http://schemas.microsoft.com/office/word/2020/wordml/sdtdatahash" xmlns:w16sdtfl="http://schemas.microsoft.com/office/word/2024/wordml/sdtformatlock" xmlns:w16se="http://schemas.microsoft.com/office/word/2015/wordml/symex" mc:Ignorable="w14 w15 w16se w16cid w16 w16cex w16sdtdh w16sdtfl w16du">
+<w:styles xmlns:mc="http://schemas.openxmlformats.org/markup-compatibility/2006" xmlns:r="http://schemas.openxmlformats.org/officeDocument/2006/relationships" xmlns:w="http://schemas.openxmlformats.org/wordprocessingml/2006/main" xmlns:w14="http://schemas.microsoft.com/office/word/2010/wordml" xmlns:w15="http://schemas.microsoft.com/office/word/2012/wordml" xmlns:w16cex="http://schemas.microsoft.com/office/word/2018/wordml/cex" xmlns:w16cid="http://schemas.microsoft.com/office/word/2016/wordml/cid" xmlns:w16="http://schemas.microsoft.com/office/word/2018/wordml" xmlns:w16sdtdh="http://schemas.microsoft.com/office/word/2020/wordml/sdtdatahash" xmlns:w16sdtfl="http://schemas.microsoft.com/office/word/2024/wordml/sdtformatlock" xmlns:w16se="http://schemas.microsoft.com/office/word/2015/wordml/symex" xmlns:w16du="http://schemas.microsoft.com/office/word/2023/wordml/word16du" mc:Ignorable="w14 w15 w16se w16cid w16 w16cex w16sdtdh w16sdtfl w16du">
   <w:docDefaults>
     <w:rPrDefault>
       <w:rPr>
@@ -2033,6 +1989,7 @@
   <w:style w:type="character" w:default="1" w:styleId="DefaultParagraphFont">
     <w:name w:val="Default Paragraph Font"/>
     <w:uiPriority w:val="1"/>
+    <w:semiHidden/>
     <w:unhideWhenUsed/>
   </w:style>
   <w:style w:type="table" w:default="1" w:styleId="TableNormal">
